--- a/Electrical/SiteExperience/5 - Wed 26-11-25/Write-Up/5Write-up.docx
+++ b/Electrical/SiteExperience/5 - Wed 26-11-25/Write-Up/5Write-up.docx
@@ -12,9 +12,39 @@
         </w:rPr>
       </w:r>
     </w:p>
+    <w:p>
+      <w:pPr>
+        <w:rPr>
+          <w:b w:val="1"/>
+          <w:bCs w:val="1"/>
+          <w:sz w:val="30"/>
+          <w:szCs w:val="30"/>
+        </w:rPr>
+      </w:pPr>
+      <w:r>
+        <w:rPr>
+          <w:b w:val="1"/>
+          <w:bCs w:val="1"/>
+          <w:sz w:val="30"/>
+          <w:szCs w:val="30"/>
+          <w:rtl w:val="0"/>
+        </w:rPr>
+        <w:t xml:space="preserve">Site experience # 5.0</w:t>
+      </w:r>
+    </w:p>
+    <w:p>
+      <w:pPr>
+        <w:rPr/>
+      </w:pPr>
+      <w:r>
+        <w:rPr>
+          <w:rtl w:val="0"/>
+        </w:rPr>
+      </w:r>
+    </w:p>
     <w:sdt>
       <w:sdtPr>
-        <w:id w:val="222120356"/>
+        <w:id w:val="-1060317411"/>
         <w:docPartObj>
           <w:docPartGallery w:val="Table of Contents"/>
           <w:docPartUnique w:val="1"/>
@@ -846,7 +876,7 @@
           <wp:inline distB="114300" distT="114300" distL="114300" distR="114300">
             <wp:extent cx="5019675" cy="2876550"/>
             <wp:effectExtent b="0" l="0" r="0" t="0"/>
-            <wp:docPr id="1" name="image2.png"/>
+            <wp:docPr id="2" name="image2.png"/>
             <a:graphic>
               <a:graphicData uri="http://schemas.openxmlformats.org/drawingml/2006/picture">
                 <pic:pic>
@@ -1433,9 +1463,9 @@
         <w:rPr/>
         <w:drawing>
           <wp:inline distB="114300" distT="114300" distL="114300" distR="114300">
-            <wp:extent cx="5731200" cy="2679700"/>
-            <wp:effectExtent b="25400" l="25400" r="25400" t="25400"/>
-            <wp:docPr id="2" name="image1.png"/>
+            <wp:extent cx="5731200" cy="3060700"/>
+            <wp:effectExtent b="50800" l="50800" r="50800" t="50800"/>
+            <wp:docPr id="1" name="image1.png"/>
             <a:graphic>
               <a:graphicData uri="http://schemas.openxmlformats.org/drawingml/2006/picture">
                 <pic:pic>
@@ -1453,10 +1483,10 @@
                   <pic:spPr>
                     <a:xfrm>
                       <a:off x="0" y="0"/>
-                      <a:ext cx="5731200" cy="2679700"/>
+                      <a:ext cx="5731200" cy="3060700"/>
                     </a:xfrm>
                     <a:prstGeom prst="rect"/>
-                    <a:ln w="25400">
+                    <a:ln w="50800">
                       <a:solidFill>
                         <a:srgbClr val="000000"/>
                       </a:solidFill>
@@ -1473,60 +1503,327 @@
         <w:rPr>
           <w:rtl w:val="0"/>
         </w:rPr>
+        <w:tab/>
+      </w:r>
+    </w:p>
+    <w:p>
+      <w:pPr>
+        <w:rPr/>
+      </w:pPr>
+      <w:r>
+        <w:rPr>
+          <w:rtl w:val="0"/>
+        </w:rPr>
+      </w:r>
+    </w:p>
+    <w:p>
+      <w:pPr>
+        <w:rPr/>
+      </w:pPr>
+      <w:r>
+        <w:rPr>
+          <w:rtl w:val="0"/>
+        </w:rPr>
+      </w:r>
+    </w:p>
+    <w:p>
+      <w:pPr>
+        <w:rPr/>
+      </w:pPr>
+      <w:r>
+        <w:rPr>
+          <w:rtl w:val="0"/>
+        </w:rPr>
+        <w:t xml:space="preserve">The figure of eight does not have to be performed at the fuse board and can be arranged at a socket.</w:t>
+      </w:r>
+    </w:p>
+    <w:p>
+      <w:pPr>
+        <w:rPr/>
+      </w:pPr>
+      <w:r>
+        <w:rPr>
+          <w:rtl w:val="0"/>
+        </w:rPr>
+      </w:r>
+    </w:p>
+    <w:p>
+      <w:pPr>
+        <w:rPr/>
+      </w:pPr>
+      <w:r>
+        <w:rPr>
+          <w:rtl w:val="0"/>
+        </w:rPr>
+        <w:t xml:space="preserve">Once you have organised for a figure of eight test use a tester plug and go around each and every socket on the ring circuit and note down the highest reading. </w:t>
+      </w:r>
+    </w:p>
+    <w:p>
+      <w:pPr>
+        <w:rPr/>
+      </w:pPr>
+      <w:r>
+        <w:rPr>
+          <w:rtl w:val="0"/>
+        </w:rPr>
+      </w:r>
+    </w:p>
+    <w:p>
+      <w:pPr>
+        <w:rPr/>
+      </w:pPr>
+      <w:r>
+        <w:rPr>
+          <w:rtl w:val="0"/>
+        </w:rPr>
+        <w:t xml:space="preserve">One area which was a cause of confusion was I thought that the ohms resistance for </w:t>
+      </w:r>
+      <w:r>
+        <w:rPr>
+          <w:b w:val="1"/>
+          <w:bCs w:val="1"/>
+          <w:color w:val="dd7e6b"/>
+          <w:rtl w:val="0"/>
+        </w:rPr>
+        <w:t xml:space="preserve">R1</w:t>
+      </w:r>
+      <w:r>
+        <w:rPr>
+          <w:rtl w:val="0"/>
+        </w:rPr>
+        <w:t xml:space="preserve"> and </w:t>
+      </w:r>
+      <w:r>
+        <w:rPr>
+          <w:b w:val="1"/>
+          <w:bCs w:val="1"/>
+          <w:color w:val="1155cc"/>
+          <w:rtl w:val="0"/>
+        </w:rPr>
+        <w:t xml:space="preserve">RN</w:t>
+      </w:r>
+      <w:r>
+        <w:rPr>
+          <w:rtl w:val="0"/>
+        </w:rPr>
+        <w:t xml:space="preserve"> would be higher than the ohms resistance for </w:t>
+      </w:r>
+      <w:r>
+        <w:rPr>
+          <w:b w:val="1"/>
+          <w:bCs w:val="1"/>
+          <w:color w:val="b45f06"/>
+          <w:rtl w:val="0"/>
+        </w:rPr>
+        <w:t xml:space="preserve">R1</w:t>
+      </w:r>
+      <w:r>
+        <w:rPr>
+          <w:rtl w:val="0"/>
+        </w:rPr>
+        <w:t xml:space="preserve"> and </w:t>
+      </w:r>
+      <w:r>
+        <w:rPr>
+          <w:b w:val="1"/>
+          <w:bCs w:val="1"/>
+          <w:color w:val="38761d"/>
+          <w:rtl w:val="0"/>
+        </w:rPr>
+        <w:t xml:space="preserve">R</w:t>
+      </w:r>
+      <w:r>
+        <w:rPr>
+          <w:b w:val="1"/>
+          <w:bCs w:val="1"/>
+          <w:color w:val="f1c232"/>
+          <w:rtl w:val="0"/>
+        </w:rPr>
+        <w:t xml:space="preserve">2</w:t>
+      </w:r>
+      <w:r>
+        <w:rPr>
+          <w:rtl w:val="0"/>
+        </w:rPr>
+        <w:t xml:space="preserve">. However, this is incorrect. </w:t>
+      </w:r>
+      <w:r>
+        <w:rPr>
+          <w:b w:val="1"/>
+          <w:bCs w:val="1"/>
+          <w:rtl w:val="0"/>
+        </w:rPr>
+        <w:t xml:space="preserve">Because, the resistance is always higher in wires which have a smaller cross-sectional area. </w:t>
+      </w:r>
+      <w:r>
+        <w:rPr>
+          <w:rtl w:val="0"/>
+        </w:rPr>
+        <w:t xml:space="preserve">As you can see in the diagram “Depiction of the figure of eight test” a </w:t>
+      </w:r>
+      <w:r>
+        <w:rPr>
+          <w:b w:val="1"/>
+          <w:bCs w:val="1"/>
+          <w:color w:val="b45f06"/>
+          <w:rtl w:val="0"/>
+        </w:rPr>
+        <w:t xml:space="preserve">R1 </w:t>
+      </w:r>
+      <w:r>
+        <w:rPr>
+          <w:rtl w:val="0"/>
+        </w:rPr>
+        <w:t xml:space="preserve">and </w:t>
+      </w:r>
+      <w:r>
+        <w:rPr>
+          <w:b w:val="1"/>
+          <w:bCs w:val="1"/>
+          <w:color w:val="38761d"/>
+          <w:rtl w:val="0"/>
+        </w:rPr>
+        <w:t xml:space="preserve">R</w:t>
+      </w:r>
+      <w:r>
+        <w:rPr>
+          <w:b w:val="1"/>
+          <w:bCs w:val="1"/>
+          <w:color w:val="bf9000"/>
+          <w:rtl w:val="0"/>
+        </w:rPr>
+        <w:t xml:space="preserve">2</w:t>
+      </w:r>
+      <w:r>
+        <w:rPr>
+          <w:b w:val="1"/>
+          <w:bCs w:val="1"/>
+          <w:rtl w:val="0"/>
+        </w:rPr>
         <w:t xml:space="preserve"> </w:t>
-        <w:tab/>
-      </w:r>
-    </w:p>
-    <w:p>
-      <w:pPr>
-        <w:rPr/>
-      </w:pPr>
-      <w:r>
-        <w:rPr>
-          <w:rtl w:val="0"/>
-        </w:rPr>
-      </w:r>
-    </w:p>
-    <w:p>
-      <w:pPr>
-        <w:rPr/>
-      </w:pPr>
-      <w:r>
-        <w:rPr>
-          <w:rtl w:val="0"/>
-        </w:rPr>
-      </w:r>
-    </w:p>
-    <w:p>
-      <w:pPr>
-        <w:rPr/>
-      </w:pPr>
-      <w:r>
-        <w:rPr>
-          <w:rtl w:val="0"/>
-        </w:rPr>
-        <w:t xml:space="preserve">The figure of eight does not have to be performed at the fuse board and can be arranged at a socket.</w:t>
-      </w:r>
-    </w:p>
-    <w:p>
-      <w:pPr>
-        <w:rPr/>
-      </w:pPr>
-      <w:r>
-        <w:rPr>
-          <w:rtl w:val="0"/>
-        </w:rPr>
-      </w:r>
-    </w:p>
-    <w:p>
-      <w:pPr>
-        <w:rPr/>
-      </w:pPr>
-      <w:r>
-        <w:rPr>
-          <w:rtl w:val="0"/>
-        </w:rPr>
-        <w:t xml:space="preserve">Once you have organised for a figure of eight test use a tester plug and go around each and every socket on the ring circuit and note down the highest reading. </w:t>
+      </w:r>
+      <w:r>
+        <w:rPr>
+          <w:rtl w:val="0"/>
+        </w:rPr>
+        <w:t xml:space="preserve">has a small cross sectional area. However, as in the water pipe analogy. The smaller the size and higher the resistance. </w:t>
+      </w:r>
+    </w:p>
+    <w:p>
+      <w:pPr>
+        <w:rPr/>
+      </w:pPr>
+      <w:r>
+        <w:rPr>
+          <w:rtl w:val="0"/>
+        </w:rPr>
+      </w:r>
+    </w:p>
+    <w:p>
+      <w:pPr>
+        <w:rPr/>
+      </w:pPr>
+      <w:r>
+        <w:rPr>
+          <w:rtl w:val="0"/>
+        </w:rPr>
+        <w:t xml:space="preserve">The </w:t>
+      </w:r>
+      <w:r>
+        <w:rPr>
+          <w:b w:val="1"/>
+          <w:bCs w:val="1"/>
+          <w:color w:val="ff9900"/>
+          <w:rtl w:val="0"/>
+        </w:rPr>
+        <w:t xml:space="preserve">higher </w:t>
+      </w:r>
+      <w:r>
+        <w:rPr>
+          <w:rtl w:val="0"/>
+        </w:rPr>
+        <w:t xml:space="preserve">the combined cross sectional area - the </w:t>
+      </w:r>
+      <w:r>
+        <w:rPr>
+          <w:b w:val="1"/>
+          <w:bCs w:val="1"/>
+          <w:color w:val="cc0000"/>
+          <w:rtl w:val="0"/>
+        </w:rPr>
+        <w:t xml:space="preserve">lower </w:t>
+      </w:r>
+      <w:r>
+        <w:rPr>
+          <w:rtl w:val="0"/>
+        </w:rPr>
+        <w:t xml:space="preserve">the resistance</w:t>
+      </w:r>
+    </w:p>
+    <w:p>
+      <w:pPr>
+        <w:rPr/>
+      </w:pPr>
+      <w:r>
+        <w:rPr>
+          <w:rtl w:val="0"/>
+        </w:rPr>
+        <w:t xml:space="preserve">The </w:t>
+      </w:r>
+      <w:r>
+        <w:rPr>
+          <w:b w:val="1"/>
+          <w:bCs w:val="1"/>
+          <w:color w:val="ff9900"/>
+          <w:rtl w:val="0"/>
+        </w:rPr>
+        <w:t xml:space="preserve">smaller </w:t>
+      </w:r>
+      <w:r>
+        <w:rPr>
+          <w:rtl w:val="0"/>
+        </w:rPr>
+        <w:t xml:space="preserve">the combined cross-sectional area - the </w:t>
+      </w:r>
+      <w:r>
+        <w:rPr>
+          <w:b w:val="1"/>
+          <w:bCs w:val="1"/>
+          <w:color w:val="cc0000"/>
+          <w:rtl w:val="0"/>
+        </w:rPr>
+        <w:t xml:space="preserve">higher </w:t>
+      </w:r>
+      <w:r>
+        <w:rPr>
+          <w:rtl w:val="0"/>
+        </w:rPr>
+        <w:t xml:space="preserve">the resistance</w:t>
+      </w:r>
+      <w:r>
+        <w:rPr>
+          <w:rtl w:val="0"/>
+        </w:rPr>
+      </w:r>
+    </w:p>
+    <w:p>
+      <w:pPr>
+        <w:rPr/>
+      </w:pPr>
+      <w:r>
+        <w:rPr>
+          <w:rtl w:val="0"/>
+        </w:rPr>
+      </w:r>
+    </w:p>
+    <w:p>
+      <w:pPr>
+        <w:rPr/>
+      </w:pPr>
+      <w:r>
+        <w:rPr>
+          <w:rtl w:val="0"/>
+        </w:rPr>
       </w:r>
     </w:p>
     <w:p>
